--- a/QED Course/Lesson 86 Connection to the Standard Model.docx
+++ b/QED Course/Lesson 86 Connection to the Standard Model.docx
@@ -2690,15 +2690,13 @@
         <w:tblLook w:firstColumn="1" w:firstRow="1" w:lastColumn="0" w:lastRow="0" w:noHBand="0" w:noVBand="1" w:val="04A0"/>
       </w:tblPr>
       <w:tblGrid>
-        <w:gridCol w:w="2448"/>
-        <w:gridCol w:w="2448"/>
-        <w:gridCol w:w="2448"/>
-        <w:gridCol w:w="2448"/>
+        <w:gridCol w:w="720"/>
+        <w:gridCol w:w="9072"/>
       </w:tblGrid>
       <w:tr>
         <w:tc>
           <w:tcPr>
-            <w:tcW w:type="dxa" w:w="2448"/>
+            <w:tcW w:type="dxa" w:w="720"/>
             <w:shd w:fill="1F4E78"/>
             <w:vAlign w:val="center"/>
             <w:tcMar>
@@ -2720,7 +2718,7 @@
         </w:tc>
         <w:tc>
           <w:tcPr>
-            <w:tcW w:type="dxa" w:w="2448"/>
+            <w:tcW w:type="dxa" w:w="9072"/>
             <w:shd w:fill="1F4E78"/>
             <w:vAlign w:val="center"/>
             <w:tcMar>
@@ -2740,53 +2738,11 @@
             </w:r>
           </w:p>
         </w:tc>
-        <w:tc>
-          <w:tcPr>
-            <w:tcW w:type="dxa" w:w="2448"/>
-            <w:shd w:fill="1F4E78"/>
-            <w:vAlign w:val="center"/>
-            <w:tcMar>
-              <w:top w:w="100" w:type="dxa"/>
-              <w:start w:w="100" w:type="dxa"/>
-              <w:bottom w:w="100" w:type="dxa"/>
-              <w:end w:w="100" w:type="dxa"/>
-            </w:tcMar>
-          </w:tcPr>
-          <w:p>
-            <w:r>
-              <w:rPr>
-                <w:b/>
-                <w:color w:val="FFFFFF"/>
-              </w:rPr>
-            </w:r>
-          </w:p>
-        </w:tc>
-        <w:tc>
-          <w:tcPr>
-            <w:tcW w:type="dxa" w:w="2448"/>
-            <w:shd w:fill="1F4E78"/>
-            <w:vAlign w:val="center"/>
-            <w:tcMar>
-              <w:top w:w="100" w:type="dxa"/>
-              <w:start w:w="100" w:type="dxa"/>
-              <w:bottom w:w="100" w:type="dxa"/>
-              <w:end w:w="100" w:type="dxa"/>
-            </w:tcMar>
-          </w:tcPr>
-          <w:p>
-            <w:r>
-              <w:rPr>
-                <w:b/>
-                <w:color w:val="FFFFFF"/>
-              </w:rPr>
-            </w:r>
-          </w:p>
-        </w:tc>
       </w:tr>
       <w:tr>
         <w:tc>
           <w:tcPr>
-            <w:tcW w:type="dxa" w:w="2448"/>
+            <w:tcW w:type="dxa" w:w="720"/>
             <w:vAlign w:val="center"/>
             <w:tcMar>
               <w:top w:w="100" w:type="dxa"/>
@@ -2803,7 +2759,7 @@
         </w:tc>
         <w:tc>
           <w:tcPr>
-            <w:tcW w:type="dxa" w:w="2448"/>
+            <w:tcW w:type="dxa" w:w="9072"/>
             <w:vAlign w:val="center"/>
             <w:tcMar>
               <w:top w:w="100" w:type="dxa"/>
@@ -2818,37 +2774,11 @@
             </w:r>
           </w:p>
         </w:tc>
-        <w:tc>
-          <w:tcPr>
-            <w:tcW w:type="dxa" w:w="2448"/>
-            <w:vAlign w:val="center"/>
-            <w:tcMar>
-              <w:top w:w="100" w:type="dxa"/>
-              <w:start w:w="100" w:type="dxa"/>
-              <w:bottom w:w="100" w:type="dxa"/>
-              <w:end w:w="100" w:type="dxa"/>
-            </w:tcMar>
-          </w:tcPr>
-          <w:p/>
-        </w:tc>
-        <w:tc>
-          <w:tcPr>
-            <w:tcW w:type="dxa" w:w="2448"/>
-            <w:vAlign w:val="center"/>
-            <w:tcMar>
-              <w:top w:w="100" w:type="dxa"/>
-              <w:start w:w="100" w:type="dxa"/>
-              <w:bottom w:w="100" w:type="dxa"/>
-              <w:end w:w="100" w:type="dxa"/>
-            </w:tcMar>
-          </w:tcPr>
-          <w:p/>
-        </w:tc>
       </w:tr>
       <w:tr>
         <w:tc>
           <w:tcPr>
-            <w:tcW w:type="dxa" w:w="2448"/>
+            <w:tcW w:type="dxa" w:w="720"/>
             <w:vAlign w:val="center"/>
             <w:shd w:fill="EAF2F8"/>
             <w:tcMar>
@@ -2866,7 +2796,7 @@
         </w:tc>
         <w:tc>
           <w:tcPr>
-            <w:tcW w:type="dxa" w:w="2448"/>
+            <w:tcW w:type="dxa" w:w="9072"/>
             <w:vAlign w:val="center"/>
             <w:shd w:fill="EAF2F8"/>
             <w:tcMar>
@@ -2882,39 +2812,11 @@
             </w:r>
           </w:p>
         </w:tc>
-        <w:tc>
-          <w:tcPr>
-            <w:tcW w:type="dxa" w:w="2448"/>
-            <w:vAlign w:val="center"/>
-            <w:shd w:fill="EAF2F8"/>
-            <w:tcMar>
-              <w:top w:w="100" w:type="dxa"/>
-              <w:start w:w="100" w:type="dxa"/>
-              <w:bottom w:w="100" w:type="dxa"/>
-              <w:end w:w="100" w:type="dxa"/>
-            </w:tcMar>
-          </w:tcPr>
-          <w:p/>
-        </w:tc>
-        <w:tc>
-          <w:tcPr>
-            <w:tcW w:type="dxa" w:w="2448"/>
-            <w:vAlign w:val="center"/>
-            <w:shd w:fill="EAF2F8"/>
-            <w:tcMar>
-              <w:top w:w="100" w:type="dxa"/>
-              <w:start w:w="100" w:type="dxa"/>
-              <w:bottom w:w="100" w:type="dxa"/>
-              <w:end w:w="100" w:type="dxa"/>
-            </w:tcMar>
-          </w:tcPr>
-          <w:p/>
-        </w:tc>
       </w:tr>
       <w:tr>
         <w:tc>
           <w:tcPr>
-            <w:tcW w:type="dxa" w:w="2448"/>
+            <w:tcW w:type="dxa" w:w="720"/>
             <w:vAlign w:val="center"/>
             <w:tcMar>
               <w:top w:w="100" w:type="dxa"/>
@@ -2931,7 +2833,7 @@
         </w:tc>
         <w:tc>
           <w:tcPr>
-            <w:tcW w:type="dxa" w:w="2448"/>
+            <w:tcW w:type="dxa" w:w="9072"/>
             <w:vAlign w:val="center"/>
             <w:tcMar>
               <w:top w:w="100" w:type="dxa"/>
@@ -2946,37 +2848,11 @@
             </w:r>
           </w:p>
         </w:tc>
-        <w:tc>
-          <w:tcPr>
-            <w:tcW w:type="dxa" w:w="2448"/>
-            <w:vAlign w:val="center"/>
-            <w:tcMar>
-              <w:top w:w="100" w:type="dxa"/>
-              <w:start w:w="100" w:type="dxa"/>
-              <w:bottom w:w="100" w:type="dxa"/>
-              <w:end w:w="100" w:type="dxa"/>
-            </w:tcMar>
-          </w:tcPr>
-          <w:p/>
-        </w:tc>
-        <w:tc>
-          <w:tcPr>
-            <w:tcW w:type="dxa" w:w="2448"/>
-            <w:vAlign w:val="center"/>
-            <w:tcMar>
-              <w:top w:w="100" w:type="dxa"/>
-              <w:start w:w="100" w:type="dxa"/>
-              <w:bottom w:w="100" w:type="dxa"/>
-              <w:end w:w="100" w:type="dxa"/>
-            </w:tcMar>
-          </w:tcPr>
-          <w:p/>
-        </w:tc>
       </w:tr>
       <w:tr>
         <w:tc>
           <w:tcPr>
-            <w:tcW w:type="dxa" w:w="2448"/>
+            <w:tcW w:type="dxa" w:w="720"/>
             <w:vAlign w:val="center"/>
             <w:shd w:fill="EAF2F8"/>
             <w:tcMar>
@@ -2994,7 +2870,7 @@
         </w:tc>
         <w:tc>
           <w:tcPr>
-            <w:tcW w:type="dxa" w:w="2448"/>
+            <w:tcW w:type="dxa" w:w="9072"/>
             <w:vAlign w:val="center"/>
             <w:shd w:fill="EAF2F8"/>
             <w:tcMar>
@@ -3010,39 +2886,11 @@
             </w:r>
           </w:p>
         </w:tc>
-        <w:tc>
-          <w:tcPr>
-            <w:tcW w:type="dxa" w:w="2448"/>
-            <w:vAlign w:val="center"/>
-            <w:shd w:fill="EAF2F8"/>
-            <w:tcMar>
-              <w:top w:w="100" w:type="dxa"/>
-              <w:start w:w="100" w:type="dxa"/>
-              <w:bottom w:w="100" w:type="dxa"/>
-              <w:end w:w="100" w:type="dxa"/>
-            </w:tcMar>
-          </w:tcPr>
-          <w:p/>
-        </w:tc>
-        <w:tc>
-          <w:tcPr>
-            <w:tcW w:type="dxa" w:w="2448"/>
-            <w:vAlign w:val="center"/>
-            <w:shd w:fill="EAF2F8"/>
-            <w:tcMar>
-              <w:top w:w="100" w:type="dxa"/>
-              <w:start w:w="100" w:type="dxa"/>
-              <w:bottom w:w="100" w:type="dxa"/>
-              <w:end w:w="100" w:type="dxa"/>
-            </w:tcMar>
-          </w:tcPr>
-          <w:p/>
-        </w:tc>
       </w:tr>
       <w:tr>
         <w:tc>
           <w:tcPr>
-            <w:tcW w:type="dxa" w:w="2448"/>
+            <w:tcW w:type="dxa" w:w="720"/>
             <w:vAlign w:val="center"/>
             <w:tcMar>
               <w:top w:w="100" w:type="dxa"/>
@@ -3059,7 +2907,7 @@
         </w:tc>
         <w:tc>
           <w:tcPr>
-            <w:tcW w:type="dxa" w:w="2448"/>
+            <w:tcW w:type="dxa" w:w="9072"/>
             <w:vAlign w:val="center"/>
             <w:tcMar>
               <w:top w:w="100" w:type="dxa"/>
@@ -3070,41 +2918,7 @@
           </w:tcPr>
           <w:p>
             <w:r>
-              <w:t>Derive D_μ⟨Φ⟩ and</w:t>
-            </w:r>
-          </w:p>
-        </w:tc>
-        <w:tc>
-          <w:tcPr>
-            <w:tcW w:type="dxa" w:w="2448"/>
-            <w:vAlign w:val="center"/>
-            <w:tcMar>
-              <w:top w:w="100" w:type="dxa"/>
-              <w:start w:w="100" w:type="dxa"/>
-              <w:bottom w:w="100" w:type="dxa"/>
-              <w:end w:w="100" w:type="dxa"/>
-            </w:tcMar>
-          </w:tcPr>
-          <w:p>
-            <w:r>
-              <w:t>D_μ⟨Φ⟩</w:t>
-            </w:r>
-          </w:p>
-        </w:tc>
-        <w:tc>
-          <w:tcPr>
-            <w:tcW w:type="dxa" w:w="2448"/>
-            <w:vAlign w:val="center"/>
-            <w:tcMar>
-              <w:top w:w="100" w:type="dxa"/>
-              <w:start w:w="100" w:type="dxa"/>
-              <w:bottom w:w="100" w:type="dxa"/>
-              <w:end w:w="100" w:type="dxa"/>
-            </w:tcMar>
-          </w:tcPr>
-          <w:p>
-            <w:r>
-              <w:t>², and read off M_W and M_Z.</w:t>
+              <w:t>Derive D_μ⟨Φ⟩ and |D_μ⟨Φ⟩|², and read off M_W and M_Z.</w:t>
             </w:r>
           </w:p>
         </w:tc>
@@ -3112,7 +2926,7 @@
       <w:tr>
         <w:tc>
           <w:tcPr>
-            <w:tcW w:type="dxa" w:w="2448"/>
+            <w:tcW w:type="dxa" w:w="720"/>
             <w:vAlign w:val="center"/>
             <w:shd w:fill="EAF2F8"/>
             <w:tcMar>
@@ -3130,7 +2944,7 @@
         </w:tc>
         <w:tc>
           <w:tcPr>
-            <w:tcW w:type="dxa" w:w="2448"/>
+            <w:tcW w:type="dxa" w:w="9072"/>
             <w:vAlign w:val="center"/>
             <w:shd w:fill="EAF2F8"/>
             <w:tcMar>
@@ -3146,39 +2960,11 @@
             </w:r>
           </w:p>
         </w:tc>
-        <w:tc>
-          <w:tcPr>
-            <w:tcW w:type="dxa" w:w="2448"/>
-            <w:vAlign w:val="center"/>
-            <w:shd w:fill="EAF2F8"/>
-            <w:tcMar>
-              <w:top w:w="100" w:type="dxa"/>
-              <w:start w:w="100" w:type="dxa"/>
-              <w:bottom w:w="100" w:type="dxa"/>
-              <w:end w:w="100" w:type="dxa"/>
-            </w:tcMar>
-          </w:tcPr>
-          <w:p/>
-        </w:tc>
-        <w:tc>
-          <w:tcPr>
-            <w:tcW w:type="dxa" w:w="2448"/>
-            <w:vAlign w:val="center"/>
-            <w:shd w:fill="EAF2F8"/>
-            <w:tcMar>
-              <w:top w:w="100" w:type="dxa"/>
-              <w:start w:w="100" w:type="dxa"/>
-              <w:bottom w:w="100" w:type="dxa"/>
-              <w:end w:w="100" w:type="dxa"/>
-            </w:tcMar>
-          </w:tcPr>
-          <w:p/>
-        </w:tc>
       </w:tr>
       <w:tr>
         <w:tc>
           <w:tcPr>
-            <w:tcW w:type="dxa" w:w="2448"/>
+            <w:tcW w:type="dxa" w:w="720"/>
             <w:vAlign w:val="center"/>
             <w:tcMar>
               <w:top w:w="100" w:type="dxa"/>
@@ -3195,7 +2981,7 @@
         </w:tc>
         <w:tc>
           <w:tcPr>
-            <w:tcW w:type="dxa" w:w="2448"/>
+            <w:tcW w:type="dxa" w:w="9072"/>
             <w:vAlign w:val="center"/>
             <w:tcMar>
               <w:top w:w="100" w:type="dxa"/>
@@ -3210,37 +2996,11 @@
             </w:r>
           </w:p>
         </w:tc>
-        <w:tc>
-          <w:tcPr>
-            <w:tcW w:type="dxa" w:w="2448"/>
-            <w:vAlign w:val="center"/>
-            <w:tcMar>
-              <w:top w:w="100" w:type="dxa"/>
-              <w:start w:w="100" w:type="dxa"/>
-              <w:bottom w:w="100" w:type="dxa"/>
-              <w:end w:w="100" w:type="dxa"/>
-            </w:tcMar>
-          </w:tcPr>
-          <w:p/>
-        </w:tc>
-        <w:tc>
-          <w:tcPr>
-            <w:tcW w:type="dxa" w:w="2448"/>
-            <w:vAlign w:val="center"/>
-            <w:tcMar>
-              <w:top w:w="100" w:type="dxa"/>
-              <w:start w:w="100" w:type="dxa"/>
-              <w:bottom w:w="100" w:type="dxa"/>
-              <w:end w:w="100" w:type="dxa"/>
-            </w:tcMar>
-          </w:tcPr>
-          <w:p/>
-        </w:tc>
       </w:tr>
       <w:tr>
         <w:tc>
           <w:tcPr>
-            <w:tcW w:type="dxa" w:w="2448"/>
+            <w:tcW w:type="dxa" w:w="720"/>
             <w:vAlign w:val="center"/>
             <w:shd w:fill="EAF2F8"/>
             <w:tcMar>
@@ -3258,7 +3018,7 @@
         </w:tc>
         <w:tc>
           <w:tcPr>
-            <w:tcW w:type="dxa" w:w="2448"/>
+            <w:tcW w:type="dxa" w:w="9072"/>
             <w:vAlign w:val="center"/>
             <w:shd w:fill="EAF2F8"/>
             <w:tcMar>
@@ -3274,39 +3034,11 @@
             </w:r>
           </w:p>
         </w:tc>
-        <w:tc>
-          <w:tcPr>
-            <w:tcW w:type="dxa" w:w="2448"/>
-            <w:vAlign w:val="center"/>
-            <w:shd w:fill="EAF2F8"/>
-            <w:tcMar>
-              <w:top w:w="100" w:type="dxa"/>
-              <w:start w:w="100" w:type="dxa"/>
-              <w:bottom w:w="100" w:type="dxa"/>
-              <w:end w:w="100" w:type="dxa"/>
-            </w:tcMar>
-          </w:tcPr>
-          <w:p/>
-        </w:tc>
-        <w:tc>
-          <w:tcPr>
-            <w:tcW w:type="dxa" w:w="2448"/>
-            <w:vAlign w:val="center"/>
-            <w:shd w:fill="EAF2F8"/>
-            <w:tcMar>
-              <w:top w:w="100" w:type="dxa"/>
-              <w:start w:w="100" w:type="dxa"/>
-              <w:bottom w:w="100" w:type="dxa"/>
-              <w:end w:w="100" w:type="dxa"/>
-            </w:tcMar>
-          </w:tcPr>
-          <w:p/>
-        </w:tc>
       </w:tr>
       <w:tr>
         <w:tc>
           <w:tcPr>
-            <w:tcW w:type="dxa" w:w="2448"/>
+            <w:tcW w:type="dxa" w:w="720"/>
             <w:vAlign w:val="center"/>
             <w:tcMar>
               <w:top w:w="100" w:type="dxa"/>
@@ -3323,7 +3055,7 @@
         </w:tc>
         <w:tc>
           <w:tcPr>
-            <w:tcW w:type="dxa" w:w="2448"/>
+            <w:tcW w:type="dxa" w:w="9072"/>
             <w:vAlign w:val="center"/>
             <w:tcMar>
               <w:top w:w="100" w:type="dxa"/>
@@ -3338,37 +3070,11 @@
             </w:r>
           </w:p>
         </w:tc>
-        <w:tc>
-          <w:tcPr>
-            <w:tcW w:type="dxa" w:w="2448"/>
-            <w:vAlign w:val="center"/>
-            <w:tcMar>
-              <w:top w:w="100" w:type="dxa"/>
-              <w:start w:w="100" w:type="dxa"/>
-              <w:bottom w:w="100" w:type="dxa"/>
-              <w:end w:w="100" w:type="dxa"/>
-            </w:tcMar>
-          </w:tcPr>
-          <w:p/>
-        </w:tc>
-        <w:tc>
-          <w:tcPr>
-            <w:tcW w:type="dxa" w:w="2448"/>
-            <w:vAlign w:val="center"/>
-            <w:tcMar>
-              <w:top w:w="100" w:type="dxa"/>
-              <w:start w:w="100" w:type="dxa"/>
-              <w:bottom w:w="100" w:type="dxa"/>
-              <w:end w:w="100" w:type="dxa"/>
-            </w:tcMar>
-          </w:tcPr>
-          <w:p/>
-        </w:tc>
       </w:tr>
       <w:tr>
         <w:tc>
           <w:tcPr>
-            <w:tcW w:type="dxa" w:w="2448"/>
+            <w:tcW w:type="dxa" w:w="720"/>
             <w:vAlign w:val="center"/>
             <w:shd w:fill="EAF2F8"/>
             <w:tcMar>
@@ -3386,7 +3092,7 @@
         </w:tc>
         <w:tc>
           <w:tcPr>
-            <w:tcW w:type="dxa" w:w="2448"/>
+            <w:tcW w:type="dxa" w:w="9072"/>
             <w:vAlign w:val="center"/>
             <w:shd w:fill="EAF2F8"/>
             <w:tcMar>
@@ -3402,39 +3108,11 @@
             </w:r>
           </w:p>
         </w:tc>
-        <w:tc>
-          <w:tcPr>
-            <w:tcW w:type="dxa" w:w="2448"/>
-            <w:vAlign w:val="center"/>
-            <w:shd w:fill="EAF2F8"/>
-            <w:tcMar>
-              <w:top w:w="100" w:type="dxa"/>
-              <w:start w:w="100" w:type="dxa"/>
-              <w:bottom w:w="100" w:type="dxa"/>
-              <w:end w:w="100" w:type="dxa"/>
-            </w:tcMar>
-          </w:tcPr>
-          <w:p/>
-        </w:tc>
-        <w:tc>
-          <w:tcPr>
-            <w:tcW w:type="dxa" w:w="2448"/>
-            <w:vAlign w:val="center"/>
-            <w:shd w:fill="EAF2F8"/>
-            <w:tcMar>
-              <w:top w:w="100" w:type="dxa"/>
-              <w:start w:w="100" w:type="dxa"/>
-              <w:bottom w:w="100" w:type="dxa"/>
-              <w:end w:w="100" w:type="dxa"/>
-            </w:tcMar>
-          </w:tcPr>
-          <w:p/>
-        </w:tc>
       </w:tr>
       <w:tr>
         <w:tc>
           <w:tcPr>
-            <w:tcW w:type="dxa" w:w="2448"/>
+            <w:tcW w:type="dxa" w:w="720"/>
             <w:vAlign w:val="center"/>
             <w:tcMar>
               <w:top w:w="100" w:type="dxa"/>
@@ -3451,7 +3129,7 @@
         </w:tc>
         <w:tc>
           <w:tcPr>
-            <w:tcW w:type="dxa" w:w="2448"/>
+            <w:tcW w:type="dxa" w:w="9072"/>
             <w:vAlign w:val="center"/>
             <w:tcMar>
               <w:top w:w="100" w:type="dxa"/>
@@ -3466,37 +3144,11 @@
             </w:r>
           </w:p>
         </w:tc>
-        <w:tc>
-          <w:tcPr>
-            <w:tcW w:type="dxa" w:w="2448"/>
-            <w:vAlign w:val="center"/>
-            <w:tcMar>
-              <w:top w:w="100" w:type="dxa"/>
-              <w:start w:w="100" w:type="dxa"/>
-              <w:bottom w:w="100" w:type="dxa"/>
-              <w:end w:w="100" w:type="dxa"/>
-            </w:tcMar>
-          </w:tcPr>
-          <w:p/>
-        </w:tc>
-        <w:tc>
-          <w:tcPr>
-            <w:tcW w:type="dxa" w:w="2448"/>
-            <w:vAlign w:val="center"/>
-            <w:tcMar>
-              <w:top w:w="100" w:type="dxa"/>
-              <w:start w:w="100" w:type="dxa"/>
-              <w:bottom w:w="100" w:type="dxa"/>
-              <w:end w:w="100" w:type="dxa"/>
-            </w:tcMar>
-          </w:tcPr>
-          <w:p/>
-        </w:tc>
       </w:tr>
       <w:tr>
         <w:tc>
           <w:tcPr>
-            <w:tcW w:type="dxa" w:w="2448"/>
+            <w:tcW w:type="dxa" w:w="720"/>
             <w:vAlign w:val="center"/>
             <w:shd w:fill="EAF2F8"/>
             <w:tcMar>
@@ -3514,7 +3166,7 @@
         </w:tc>
         <w:tc>
           <w:tcPr>
-            <w:tcW w:type="dxa" w:w="2448"/>
+            <w:tcW w:type="dxa" w:w="9072"/>
             <w:vAlign w:val="center"/>
             <w:shd w:fill="EAF2F8"/>
             <w:tcMar>
@@ -3530,39 +3182,11 @@
             </w:r>
           </w:p>
         </w:tc>
-        <w:tc>
-          <w:tcPr>
-            <w:tcW w:type="dxa" w:w="2448"/>
-            <w:vAlign w:val="center"/>
-            <w:shd w:fill="EAF2F8"/>
-            <w:tcMar>
-              <w:top w:w="100" w:type="dxa"/>
-              <w:start w:w="100" w:type="dxa"/>
-              <w:bottom w:w="100" w:type="dxa"/>
-              <w:end w:w="100" w:type="dxa"/>
-            </w:tcMar>
-          </w:tcPr>
-          <w:p/>
-        </w:tc>
-        <w:tc>
-          <w:tcPr>
-            <w:tcW w:type="dxa" w:w="2448"/>
-            <w:vAlign w:val="center"/>
-            <w:shd w:fill="EAF2F8"/>
-            <w:tcMar>
-              <w:top w:w="100" w:type="dxa"/>
-              <w:start w:w="100" w:type="dxa"/>
-              <w:bottom w:w="100" w:type="dxa"/>
-              <w:end w:w="100" w:type="dxa"/>
-            </w:tcMar>
-          </w:tcPr>
-          <w:p/>
-        </w:tc>
       </w:tr>
       <w:tr>
         <w:tc>
           <w:tcPr>
-            <w:tcW w:type="dxa" w:w="2448"/>
+            <w:tcW w:type="dxa" w:w="720"/>
             <w:vAlign w:val="center"/>
             <w:tcMar>
               <w:top w:w="100" w:type="dxa"/>
@@ -3579,7 +3203,7 @@
         </w:tc>
         <w:tc>
           <w:tcPr>
-            <w:tcW w:type="dxa" w:w="2448"/>
+            <w:tcW w:type="dxa" w:w="9072"/>
             <w:vAlign w:val="center"/>
             <w:tcMar>
               <w:top w:w="100" w:type="dxa"/>
@@ -3594,37 +3218,11 @@
             </w:r>
           </w:p>
         </w:tc>
-        <w:tc>
-          <w:tcPr>
-            <w:tcW w:type="dxa" w:w="2448"/>
-            <w:vAlign w:val="center"/>
-            <w:tcMar>
-              <w:top w:w="100" w:type="dxa"/>
-              <w:start w:w="100" w:type="dxa"/>
-              <w:bottom w:w="100" w:type="dxa"/>
-              <w:end w:w="100" w:type="dxa"/>
-            </w:tcMar>
-          </w:tcPr>
-          <w:p/>
-        </w:tc>
-        <w:tc>
-          <w:tcPr>
-            <w:tcW w:type="dxa" w:w="2448"/>
-            <w:vAlign w:val="center"/>
-            <w:tcMar>
-              <w:top w:w="100" w:type="dxa"/>
-              <w:start w:w="100" w:type="dxa"/>
-              <w:bottom w:w="100" w:type="dxa"/>
-              <w:end w:w="100" w:type="dxa"/>
-            </w:tcMar>
-          </w:tcPr>
-          <w:p/>
-        </w:tc>
       </w:tr>
       <w:tr>
         <w:tc>
           <w:tcPr>
-            <w:tcW w:type="dxa" w:w="2448"/>
+            <w:tcW w:type="dxa" w:w="720"/>
             <w:vAlign w:val="center"/>
             <w:shd w:fill="EAF2F8"/>
             <w:tcMar>
@@ -3642,7 +3240,7 @@
         </w:tc>
         <w:tc>
           <w:tcPr>
-            <w:tcW w:type="dxa" w:w="2448"/>
+            <w:tcW w:type="dxa" w:w="9072"/>
             <w:vAlign w:val="center"/>
             <w:shd w:fill="EAF2F8"/>
             <w:tcMar>
@@ -3658,39 +3256,11 @@
             </w:r>
           </w:p>
         </w:tc>
-        <w:tc>
-          <w:tcPr>
-            <w:tcW w:type="dxa" w:w="2448"/>
-            <w:vAlign w:val="center"/>
-            <w:shd w:fill="EAF2F8"/>
-            <w:tcMar>
-              <w:top w:w="100" w:type="dxa"/>
-              <w:start w:w="100" w:type="dxa"/>
-              <w:bottom w:w="100" w:type="dxa"/>
-              <w:end w:w="100" w:type="dxa"/>
-            </w:tcMar>
-          </w:tcPr>
-          <w:p/>
-        </w:tc>
-        <w:tc>
-          <w:tcPr>
-            <w:tcW w:type="dxa" w:w="2448"/>
-            <w:vAlign w:val="center"/>
-            <w:shd w:fill="EAF2F8"/>
-            <w:tcMar>
-              <w:top w:w="100" w:type="dxa"/>
-              <w:start w:w="100" w:type="dxa"/>
-              <w:bottom w:w="100" w:type="dxa"/>
-              <w:end w:w="100" w:type="dxa"/>
-            </w:tcMar>
-          </w:tcPr>
-          <w:p/>
-        </w:tc>
       </w:tr>
       <w:tr>
         <w:tc>
           <w:tcPr>
-            <w:tcW w:type="dxa" w:w="2448"/>
+            <w:tcW w:type="dxa" w:w="720"/>
             <w:vAlign w:val="center"/>
             <w:tcMar>
               <w:top w:w="100" w:type="dxa"/>
@@ -3707,7 +3277,7 @@
         </w:tc>
         <w:tc>
           <w:tcPr>
-            <w:tcW w:type="dxa" w:w="2448"/>
+            <w:tcW w:type="dxa" w:w="9072"/>
             <w:vAlign w:val="center"/>
             <w:tcMar>
               <w:top w:w="100" w:type="dxa"/>
@@ -3722,37 +3292,11 @@
             </w:r>
           </w:p>
         </w:tc>
-        <w:tc>
-          <w:tcPr>
-            <w:tcW w:type="dxa" w:w="2448"/>
-            <w:vAlign w:val="center"/>
-            <w:tcMar>
-              <w:top w:w="100" w:type="dxa"/>
-              <w:start w:w="100" w:type="dxa"/>
-              <w:bottom w:w="100" w:type="dxa"/>
-              <w:end w:w="100" w:type="dxa"/>
-            </w:tcMar>
-          </w:tcPr>
-          <w:p/>
-        </w:tc>
-        <w:tc>
-          <w:tcPr>
-            <w:tcW w:type="dxa" w:w="2448"/>
-            <w:vAlign w:val="center"/>
-            <w:tcMar>
-              <w:top w:w="100" w:type="dxa"/>
-              <w:start w:w="100" w:type="dxa"/>
-              <w:bottom w:w="100" w:type="dxa"/>
-              <w:end w:w="100" w:type="dxa"/>
-            </w:tcMar>
-          </w:tcPr>
-          <w:p/>
-        </w:tc>
       </w:tr>
       <w:tr>
         <w:tc>
           <w:tcPr>
-            <w:tcW w:type="dxa" w:w="2448"/>
+            <w:tcW w:type="dxa" w:w="720"/>
             <w:vAlign w:val="center"/>
             <w:shd w:fill="EAF2F8"/>
             <w:tcMar>
@@ -3770,7 +3314,7 @@
         </w:tc>
         <w:tc>
           <w:tcPr>
-            <w:tcW w:type="dxa" w:w="2448"/>
+            <w:tcW w:type="dxa" w:w="9072"/>
             <w:vAlign w:val="center"/>
             <w:shd w:fill="EAF2F8"/>
             <w:tcMar>
@@ -3785,34 +3329,6 @@
               <w:t>Challenge: show that with a doublet of Y = 1, the tree-level relation M_W = M_Z cosθ_W (ρ = 1) holds, and explain why it would fail for a Higgs triplet.</w:t>
             </w:r>
           </w:p>
-        </w:tc>
-        <w:tc>
-          <w:tcPr>
-            <w:tcW w:type="dxa" w:w="2448"/>
-            <w:vAlign w:val="center"/>
-            <w:shd w:fill="EAF2F8"/>
-            <w:tcMar>
-              <w:top w:w="100" w:type="dxa"/>
-              <w:start w:w="100" w:type="dxa"/>
-              <w:bottom w:w="100" w:type="dxa"/>
-              <w:end w:w="100" w:type="dxa"/>
-            </w:tcMar>
-          </w:tcPr>
-          <w:p/>
-        </w:tc>
-        <w:tc>
-          <w:tcPr>
-            <w:tcW w:type="dxa" w:w="2448"/>
-            <w:vAlign w:val="center"/>
-            <w:shd w:fill="EAF2F8"/>
-            <w:tcMar>
-              <w:top w:w="100" w:type="dxa"/>
-              <w:start w:w="100" w:type="dxa"/>
-              <w:bottom w:w="100" w:type="dxa"/>
-              <w:end w:w="100" w:type="dxa"/>
-            </w:tcMar>
-          </w:tcPr>
-          <w:p/>
         </w:tc>
       </w:tr>
     </w:tbl>
